--- a/docs/Lessons/Lesson 13 - A Hit That Reacts/Handouts/Lesson_13_Handout_GameMaker.docx
+++ b/docs/Lessons/Lesson 13 - A Hit That Reacts/Handouts/Lesson_13_Handout_GameMaker.docx
@@ -201,6 +201,68 @@
     </w:p>
     <w:p>
       <w:pPr>
+        <w:spacing w:after="40" w:before="120"/>
+        <w:jc w:val="center"/>
+      </w:pPr>
+      <w:r>
+        <w:drawing>
+          <wp:inline distT="0" distB="0" distL="0" distR="0">
+            <wp:extent cx="4937760" cy="4078224"/>
+            <wp:effectExtent t="0" r="0" b="0" l="0"/>
+            <wp:docPr id="1" name="" descr="" title=""/>
+            <wp:cNvGraphicFramePr>
+              <a:graphicFrameLocks xmlns:a="http://schemas.openxmlformats.org/drawingml/2006/main" noChangeAspect="1"/>
+            </wp:cNvGraphicFramePr>
+            <a:graphic xmlns:a="http://schemas.openxmlformats.org/drawingml/2006/main">
+              <a:graphicData uri="http://schemas.openxmlformats.org/drawingml/2006/picture">
+                <pic:pic xmlns:pic="http://schemas.openxmlformats.org/drawingml/2006/picture">
+                  <pic:nvPicPr>
+                    <pic:cNvPr id="0" name="" descr=""/>
+                    <pic:cNvPicPr>
+                      <a:picLocks noChangeAspect="1" noChangeArrowheads="1"/>
+                    </pic:cNvPicPr>
+                  </pic:nvPicPr>
+                  <pic:blipFill>
+                    <a:blip r:embed="rId10" cstate="none"/>
+                    <a:srcRect/>
+                    <a:stretch>
+                      <a:fillRect/>
+                    </a:stretch>
+                  </pic:blipFill>
+                  <pic:spPr bwMode="auto">
+                    <a:xfrm>
+                      <a:off x="0" y="0"/>
+                      <a:ext cx="4937760" cy="4078224"/>
+                    </a:xfrm>
+                    <a:prstGeom prst="rect">
+                      <a:avLst/>
+                    </a:prstGeom>
+                  </pic:spPr>
+                </pic:pic>
+              </a:graphicData>
+            </a:graphic>
+          </wp:inline>
+        </w:drawing>
+      </w:r>
+    </w:p>
+    <w:p>
+      <w:pPr>
+        <w:spacing w:after="160"/>
+        <w:jc w:val="center"/>
+      </w:pPr>
+      <w:r>
+        <w:rPr>
+          <w:i/>
+          <w:iCs/>
+          <w:color w:val="888888"/>
+          <w:sz w:val="16"/>
+          <w:szCs w:val="16"/>
+        </w:rPr>
+        <w:t xml:space="preserve">Everything in the top box happens the instant the hit is detected. Only the enemy's own removal - the very last step - waits for the pause to finish.</w:t>
+      </w:r>
+    </w:p>
+    <w:p>
+      <w:pPr>
         <w:pStyle w:val="ListParagraph"/>
         <w:numPr>
           <w:ilvl w:val="0"/>
@@ -336,67 +398,67 @@
           <w:sz w:val="20"/>
           <w:szCs w:val="20"/>
         </w:rPr>
-        <w:t xml:space="preserve">obj_spawner.enemies_remaining -= 1;</w:t>
-      </w:r>
-      <w:r>
-        <w:br/>
-        <w:t xml:space="preserve"/>
-      </w:r>
-      <w:r>
-        <w:rPr>
-          <w:rFonts w:ascii="Consolas" w:cs="Consolas" w:eastAsia="Consolas" w:hAnsi="Consolas"/>
-          <w:sz w:val="20"/>
-          <w:szCs w:val="20"/>
-        </w:rPr>
-        <w:t xml:space="preserve">obj_spawner.score += 10;</w:t>
-      </w:r>
-      <w:r>
-        <w:br/>
-        <w:t xml:space="preserve"/>
-      </w:r>
-      <w:r>
-        <w:rPr>
-          <w:rFonts w:ascii="Consolas" w:cs="Consolas" w:eastAsia="Consolas" w:hAnsi="Consolas"/>
-          <w:sz w:val="20"/>
-          <w:szCs w:val="20"/>
-        </w:rPr>
-        <w:t xml:space="preserve">if (obj_spawner.enemies_remaining &lt;= 0) {</w:t>
-      </w:r>
-      <w:r>
-        <w:br/>
-        <w:t xml:space="preserve"/>
-      </w:r>
-      <w:r>
-        <w:rPr>
-          <w:rFonts w:ascii="Consolas" w:cs="Consolas" w:eastAsia="Consolas" w:hAnsi="Consolas"/>
-          <w:sz w:val="20"/>
-          <w:szCs w:val="20"/>
-        </w:rPr>
-        <w:t xml:space="preserve">    if (obj_spawner.wave &gt;= obj_spawner.total_waves) {</w:t>
-      </w:r>
-      <w:r>
-        <w:br/>
-        <w:t xml:space="preserve"/>
-      </w:r>
-      <w:r>
-        <w:rPr>
-          <w:rFonts w:ascii="Consolas" w:cs="Consolas" w:eastAsia="Consolas" w:hAnsi="Consolas"/>
-          <w:sz w:val="20"/>
-          <w:szCs w:val="20"/>
-        </w:rPr>
-        <w:t xml:space="preserve">        obj_spawner.game_active = false;</w:t>
-      </w:r>
-      <w:r>
-        <w:br/>
-        <w:t xml:space="preserve"/>
-      </w:r>
-      <w:r>
-        <w:rPr>
-          <w:rFonts w:ascii="Consolas" w:cs="Consolas" w:eastAsia="Consolas" w:hAnsi="Consolas"/>
-          <w:sz w:val="20"/>
-          <w:szCs w:val="20"/>
-        </w:rPr>
-        <w:t xml:space="preserve">        obj_spawner.has_won = true;</w:t>
+        <w:t xml:space="preserve">obj_gamemanager.enemies_remaining -= 1;</w:t>
+      </w:r>
+      <w:r>
+        <w:br/>
+        <w:t xml:space="preserve"/>
+      </w:r>
+      <w:r>
+        <w:rPr>
+          <w:rFonts w:ascii="Consolas" w:cs="Consolas" w:eastAsia="Consolas" w:hAnsi="Consolas"/>
+          <w:sz w:val="20"/>
+          <w:szCs w:val="20"/>
+        </w:rPr>
+        <w:t xml:space="preserve">obj_gamemanager.__dnd_score += 10;</w:t>
+      </w:r>
+      <w:r>
+        <w:br/>
+        <w:t xml:space="preserve"/>
+      </w:r>
+      <w:r>
+        <w:rPr>
+          <w:rFonts w:ascii="Consolas" w:cs="Consolas" w:eastAsia="Consolas" w:hAnsi="Consolas"/>
+          <w:sz w:val="20"/>
+          <w:szCs w:val="20"/>
+        </w:rPr>
+        <w:t xml:space="preserve">if (obj_gamemanager.enemies_remaining &lt;= 0) {</w:t>
+      </w:r>
+      <w:r>
+        <w:br/>
+        <w:t xml:space="preserve"/>
+      </w:r>
+      <w:r>
+        <w:rPr>
+          <w:rFonts w:ascii="Consolas" w:cs="Consolas" w:eastAsia="Consolas" w:hAnsi="Consolas"/>
+          <w:sz w:val="20"/>
+          <w:szCs w:val="20"/>
+        </w:rPr>
+        <w:t xml:space="preserve">    if (obj_gamemanager.wave &gt;= obj_gamemanager.total_waves) {</w:t>
+      </w:r>
+      <w:r>
+        <w:br/>
+        <w:t xml:space="preserve"/>
+      </w:r>
+      <w:r>
+        <w:rPr>
+          <w:rFonts w:ascii="Consolas" w:cs="Consolas" w:eastAsia="Consolas" w:hAnsi="Consolas"/>
+          <w:sz w:val="20"/>
+          <w:szCs w:val="20"/>
+        </w:rPr>
+        <w:t xml:space="preserve">        obj_gamemanager.has_won = true;</w:t>
+      </w:r>
+      <w:r>
+        <w:br/>
+        <w:t xml:space="preserve"/>
+      </w:r>
+      <w:r>
+        <w:rPr>
+          <w:rFonts w:ascii="Consolas" w:cs="Consolas" w:eastAsia="Consolas" w:hAnsi="Consolas"/>
+          <w:sz w:val="20"/>
+          <w:szCs w:val="20"/>
+        </w:rPr>
+        <w:t xml:space="preserve">        obj_gamemanager.game_active = false;</w:t>
       </w:r>
       <w:r>
         <w:br/>
@@ -432,19 +494,19 @@
           <w:sz w:val="20"/>
           <w:szCs w:val="20"/>
         </w:rPr>
-        <w:t xml:space="preserve">        obj_spawner.wave += 1;</w:t>
-      </w:r>
-      <w:r>
-        <w:br/>
-        <w:t xml:space="preserve"/>
-      </w:r>
-      <w:r>
-        <w:rPr>
-          <w:rFonts w:ascii="Consolas" w:cs="Consolas" w:eastAsia="Consolas" w:hAnsi="Consolas"/>
-          <w:sz w:val="20"/>
-          <w:szCs w:val="20"/>
-        </w:rPr>
-        <w:t xml:space="preserve">        obj_spawner.enemies_remaining = 5;</w:t>
+        <w:t xml:space="preserve">        obj_gamemanager.wave += 1;</w:t>
+      </w:r>
+      <w:r>
+        <w:br/>
+        <w:t xml:space="preserve"/>
+      </w:r>
+      <w:r>
+        <w:rPr>
+          <w:rFonts w:ascii="Consolas" w:cs="Consolas" w:eastAsia="Consolas" w:hAnsi="Consolas"/>
+          <w:sz w:val="20"/>
+          <w:szCs w:val="20"/>
+        </w:rPr>
+        <w:t xml:space="preserve">        obj_gamemanager.enemies_remaining = 5;</w:t>
       </w:r>
       <w:r>
         <w:br/>
@@ -468,7 +530,7 @@
           <w:sz w:val="20"/>
           <w:szCs w:val="20"/>
         </w:rPr>
-        <w:t xml:space="preserve">        obj_spawner.spawn_wave();</w:t>
+        <w:t xml:space="preserve">        spawn_enemies();</w:t>
       </w:r>
       <w:r>
         <w:br/>
@@ -574,7 +636,7 @@
         <w:spacing w:after="60"/>
       </w:pPr>
       <w:r>
-        <w:t xml:space="preserve">On obj_bullet's Collision event (GML Visual), add a "Create Instance" block for obj_explosion, a "Set Instance Variable" block for other.sprite_index (targeting spr_enemy_flash, not other.image_blend - a color tint can't produce a true white flash on a colored sprite), and a "Set Alarm" block for other.alarm[0], right alongside your existing score/sound blocks.</w:t>
+        <w:t xml:space="preserve">On obj_bullet's Collision event (GML Visual), add a "Create Instance" block for obj_explosion, a "Set Sprite" block (Instance category) targeting other with Sprite = spr_enemy_flash (not a "Set Instance Variable" block on image_blend - a color tint can't produce a true white flash on a colored sprite), and a "Set Alarm" block for other.alarm[0], right alongside your existing score/sound blocks.</w:t>
       </w:r>
     </w:p>
     <w:p>
@@ -588,6 +650,68 @@
       </w:pPr>
       <w:r>
         <w:t xml:space="preserve">Remove the "Destroy Instance" block that targeted the enemy, and add a new Alarm 0 event on obj_enemy with a single "Destroy Instance" block (targeting self).</w:t>
+      </w:r>
+    </w:p>
+    <w:p>
+      <w:pPr>
+        <w:spacing w:after="40" w:before="120"/>
+        <w:jc w:val="center"/>
+      </w:pPr>
+      <w:r>
+        <w:drawing>
+          <wp:inline distT="0" distB="0" distL="0" distR="0">
+            <wp:extent cx="4206240" cy="5687568"/>
+            <wp:effectExtent t="0" r="0" b="0" l="0"/>
+            <wp:docPr id="1" name="" descr="" title=""/>
+            <wp:cNvGraphicFramePr>
+              <a:graphicFrameLocks xmlns:a="http://schemas.openxmlformats.org/drawingml/2006/main" noChangeAspect="1"/>
+            </wp:cNvGraphicFramePr>
+            <a:graphic xmlns:a="http://schemas.openxmlformats.org/drawingml/2006/main">
+              <a:graphicData uri="http://schemas.openxmlformats.org/drawingml/2006/picture">
+                <pic:pic xmlns:pic="http://schemas.openxmlformats.org/drawingml/2006/picture">
+                  <pic:nvPicPr>
+                    <pic:cNvPr id="0" name="" descr=""/>
+                    <pic:cNvPicPr>
+                      <a:picLocks noChangeAspect="1" noChangeArrowheads="1"/>
+                    </pic:cNvPicPr>
+                  </pic:nvPicPr>
+                  <pic:blipFill>
+                    <a:blip r:embed="rId11" cstate="none"/>
+                    <a:srcRect/>
+                    <a:stretch>
+                      <a:fillRect/>
+                    </a:stretch>
+                  </pic:blipFill>
+                  <pic:spPr bwMode="auto">
+                    <a:xfrm>
+                      <a:off x="0" y="0"/>
+                      <a:ext cx="4206240" cy="5687568"/>
+                    </a:xfrm>
+                    <a:prstGeom prst="rect">
+                      <a:avLst/>
+                    </a:prstGeom>
+                  </pic:spPr>
+                </pic:pic>
+              </a:graphicData>
+            </a:graphic>
+          </wp:inline>
+        </w:drawing>
+      </w:r>
+    </w:p>
+    <w:p>
+      <w:pPr>
+        <w:spacing w:after="160"/>
+        <w:jc w:val="center"/>
+      </w:pPr>
+      <w:r>
+        <w:rPr>
+          <w:i/>
+          <w:iCs/>
+          <w:color w:val="888888"/>
+          <w:sz w:val="16"/>
+          <w:szCs w:val="16"/>
+        </w:rPr>
+        <w:t xml:space="preserve">obj_bullet's Collision event and obj_enemy's new Alarm 0 event - the block-for-block equivalent of the Level 1 code.</w:t>
       </w:r>
     </w:p>
     <w:p>

--- a/docs/Lessons/Lesson 13 - A Hit That Reacts/Handouts/Lesson_13_Handout_GameMaker.docx
+++ b/docs/Lessons/Lesson 13 - A Hit That Reacts/Handouts/Lesson_13_Handout_GameMaker.docx
@@ -334,6 +334,20 @@
       </w:pPr>
       <w:r>
         <w:rPr>
+          <w:i/>
+          <w:iCs/>
+          <w:color w:val="555555"/>
+          <w:sz w:val="18"/>
+          <w:szCs w:val="18"/>
+        </w:rPr>
+        <w:t xml:space="preserve">Highlighted lines are new this week; everything else is code you already have.</w:t>
+      </w:r>
+      <w:r>
+        <w:br/>
+        <w:t xml:space="preserve"/>
+      </w:r>
+      <w:r>
+        <w:rPr>
           <w:rFonts w:ascii="Consolas" w:cs="Consolas" w:eastAsia="Consolas" w:hAnsi="Consolas"/>
           <w:sz w:val="20"/>
           <w:szCs w:val="20"/>
@@ -361,6 +375,7 @@
           <w:rFonts w:ascii="Consolas" w:cs="Consolas" w:eastAsia="Consolas" w:hAnsi="Consolas"/>
           <w:sz w:val="20"/>
           <w:szCs w:val="20"/>
+          <w:shd w:fill="FFE98A" w:val="clear"/>
         </w:rPr>
         <w:t xml:space="preserve">instance_create_layer(other.x, other.y, "Instances", obj_explosion);</w:t>
       </w:r>
@@ -373,6 +388,7 @@
           <w:rFonts w:ascii="Consolas" w:cs="Consolas" w:eastAsia="Consolas" w:hAnsi="Consolas"/>
           <w:sz w:val="20"/>
           <w:szCs w:val="20"/>
+          <w:shd w:fill="FFE98A" w:val="clear"/>
         </w:rPr>
         <w:t xml:space="preserve">other.sprite_index = spr_enemy_flash;</w:t>
       </w:r>
@@ -385,6 +401,7 @@
           <w:rFonts w:ascii="Consolas" w:cs="Consolas" w:eastAsia="Consolas" w:hAnsi="Consolas"/>
           <w:sz w:val="20"/>
           <w:szCs w:val="20"/>
+          <w:shd w:fill="FFE98A" w:val="clear"/>
         </w:rPr>
         <w:t xml:space="preserve">other.alarm[0] = 6;</w:t>
       </w:r>
@@ -601,6 +618,7 @@
           <w:rFonts w:ascii="Consolas" w:cs="Consolas" w:eastAsia="Consolas" w:hAnsi="Consolas"/>
           <w:sz w:val="20"/>
           <w:szCs w:val="20"/>
+          <w:shd w:fill="FFE98A" w:val="clear"/>
         </w:rPr>
         <w:t xml:space="preserve">instance_destroy();</w:t>
       </w:r>
